--- a/Cipher_Problem5_Solution_Design_Note.docx
+++ b/Cipher_Problem5_Solution_Design_Note.docx
@@ -3432,7 +3432,7 @@
               <w:rPr>
                 <w:sz w:val="19"/>
               </w:rPr>
-              <w:t>Early-warning capture</w:t>
+              <w:t>Queue maturation (understock side)</w:t>
             </w:r>
           </w:p>
         </w:tc>
@@ -3449,7 +3449,7 @@
               <w:rPr>
                 <w:sz w:val="19"/>
               </w:rPr>
-              <w:t>100.0% of stock-out series</w:t>
+              <w:t>61.5% vs 11.56% random (5.32×)</w:t>
             </w:r>
           </w:p>
         </w:tc>
@@ -3466,7 +3466,7 @@
               <w:rPr>
                 <w:sz w:val="19"/>
               </w:rPr>
-              <w:t>578 of 578 series had a corridor breach BEFORE their first physical stock-out week</w:t>
+              <w:t>Top-ranked understock signals whose trajectories reach a real stock-out without intervention — the fair precision measure</w:t>
             </w:r>
           </w:p>
         </w:tc>
@@ -3485,7 +3485,7 @@
               <w:rPr>
                 <w:sz w:val="19"/>
               </w:rPr>
-              <w:t>Warning horizon</w:t>
+              <w:t>Ranking validation</w:t>
             </w:r>
           </w:p>
         </w:tc>
@@ -3502,7 +3502,7 @@
               <w:rPr>
                 <w:sz w:val="19"/>
               </w:rPr>
-              <w:t>median 22 weeks (p25: 12)</w:t>
+              <w:t>top-15 precision 80.0% (6.96× base)</w:t>
             </w:r>
           </w:p>
         </w:tc>
@@ -3519,7 +3519,7 @@
               <w:rPr>
                 <w:sz w:val="19"/>
               </w:rPr>
-              <w:t>94.5% of events allow ≥2 weeks of planning response</w:t>
+              <w:t>Week-1 breach episodes; maturation dose-response across coverage-deficit deciles is monotone</w:t>
             </w:r>
           </w:p>
         </w:tc>
@@ -3538,7 +3538,7 @@
               <w:rPr>
                 <w:sz w:val="19"/>
               </w:rPr>
-              <w:t>Post-hoc detections</w:t>
+              <w:t>CHI falsification</w:t>
             </w:r>
           </w:p>
         </w:tc>
@@ -3555,7 +3555,7 @@
               <w:rPr>
                 <w:sz w:val="19"/>
               </w:rPr>
-              <w:t>0</w:t>
+              <w:t>ρ = -0.512, p = 0.0244</w:t>
             </w:r>
           </w:p>
         </w:tc>
@@ -3572,7 +3572,7 @@
               <w:rPr>
                 <w:sz w:val="19"/>
               </w:rPr>
-              <w:t>Zero alerts raised after the stock-out had already occurred</w:t>
+              <w:t>15 region/brand cuts; lower CHI predicts higher realized stock-out rates (one-sided permutation test)</w:t>
             </w:r>
           </w:p>
         </w:tc>
@@ -3591,7 +3591,7 @@
               <w:rPr>
                 <w:sz w:val="19"/>
               </w:rPr>
-              <w:t>Queue hit-rate (understock side)</w:t>
+              <w:t>Early-warning capture</w:t>
             </w:r>
           </w:p>
         </w:tc>
@@ -3608,7 +3608,7 @@
               <w:rPr>
                 <w:sz w:val="19"/>
               </w:rPr>
-              <w:t>15.4% vs 11.56% random</w:t>
+              <w:t>100.0% (structural)</w:t>
             </w:r>
           </w:p>
         </w:tc>
@@ -3625,7 +3625,7 @@
               <w:rPr>
                 <w:sz w:val="19"/>
               </w:rPr>
-              <w:t>Top-ranked understock signals that mature to stock-out without intervention; the queue's purpose is that most never do</w:t>
+              <w:t>Disclosed: breach-before-stockout is guaranteed by construction — a property of the corridor definition, not an achievement</w:t>
             </w:r>
           </w:p>
         </w:tc>
